--- a/flow/20230927_hours/drafts/2025-03-u/11.03.docx
+++ b/flow/20230927_hours/drafts/2025-03-u/11.03.docx
@@ -1100,6 +1100,30 @@
       <w:pPr>
         <w:rPr>
           <w:rFonts w:ascii="Times New Roman" w:hAnsi="Times New Roman"/>
+          <w:sz w:val="24"/>
+        </w:rPr>
+      </w:pPr>
+      <w:r>
+        <w:rPr>
+          <w:rFonts w:ascii="Times New Roman" w:hAnsi="Times New Roman"/>
+          <w:i/>
+          <w:color w:val="FF0000"/>
+          <w:sz w:val="24"/>
+        </w:rPr>
+        <w:t>Тропар (г. 6)</w:t>
+      </w:r>
+      <w:r>
+        <w:rPr>
+          <w:rFonts w:ascii="Times New Roman" w:hAnsi="Times New Roman"/>
+          <w:sz w:val="24"/>
+        </w:rPr>
+        <w:t>: Удосвіта вислухай голос мій,* Царю мій і Боже мій.</w:t>
+      </w:r>
+    </w:p>
+    <w:p>
+      <w:pPr>
+        <w:rPr>
+          <w:rFonts w:ascii="Times New Roman" w:hAnsi="Times New Roman"/>
           <w:i/>
           <w:color w:val="FF0000"/>
           <w:sz w:val="24"/>
@@ -1482,6 +1506,48 @@
           <w:sz w:val="24"/>
         </w:rPr>
         <w:t>Амінь.</w:t>
+      </w:r>
+    </w:p>
+    <w:p>
+      <w:pPr>
+        <w:rPr>
+          <w:rFonts w:ascii="Times New Roman" w:hAnsi="Times New Roman"/>
+          <w:sz w:val="24"/>
+        </w:rPr>
+      </w:pPr>
+      <w:r>
+        <w:rPr>
+          <w:rFonts w:ascii="Times New Roman" w:hAnsi="Times New Roman"/>
+          <w:i/>
+          <w:color w:val="FF0000"/>
+          <w:sz w:val="24"/>
+        </w:rPr>
+        <w:t xml:space="preserve">Тропар </w:t>
+      </w:r>
+      <w:r>
+        <w:rPr>
+          <w:rFonts w:ascii="Times New Roman" w:hAnsi="Times New Roman"/>
+          <w:i/>
+          <w:color w:val="FF0000"/>
+          <w:sz w:val="24"/>
+        </w:rPr>
+        <w:t>(г. 4, самоподібний)</w:t>
+      </w:r>
+      <w:r>
+        <w:rPr>
+          <w:rFonts w:ascii="Times New Roman" w:hAnsi="Times New Roman"/>
+          <w:i/>
+          <w:color w:val="FF0000"/>
+          <w:sz w:val="24"/>
+        </w:rPr>
+        <w:t>:</w:t>
+      </w:r>
+      <w:r>
+        <w:rPr>
+          <w:rFonts w:ascii="Times New Roman" w:hAnsi="Times New Roman"/>
+          <w:sz w:val="24"/>
+        </w:rPr>
+        <w:t xml:space="preserve"> Негайно поспіши на допомогу, перше, ніж поневолять нас вороги,* що хулять тебе, Христе Боже наш, і нам погрожують.* Побори хрестом твоїм тих, що нападають на нас,* щоб зрозуміли вони, яка могутня віра правовірних,* молитвами Богородиці, єдиний Чоловіколюбче.</w:t>
       </w:r>
     </w:p>
     <w:p>
@@ -3527,6 +3593,30 @@
           <w:color w:val="FF0000"/>
           <w:sz w:val="24"/>
         </w:rPr>
+        <w:t>Тропар (г. 6)</w:t>
+      </w:r>
+      <w:r>
+        <w:rPr>
+          <w:rFonts w:ascii="Times New Roman" w:hAnsi="Times New Roman"/>
+          <w:sz w:val="24"/>
+        </w:rPr>
+        <w:t>: Господи, ти пресвятого твого Духа* в третю годину на апостолів твоїх послав;* не відійми ж його, Благий, від нас,* а обнови нас, що молимося тобі.</w:t>
+      </w:r>
+    </w:p>
+    <w:p>
+      <w:pPr>
+        <w:rPr>
+          <w:rFonts w:ascii="Times New Roman" w:hAnsi="Times New Roman"/>
+          <w:sz w:val="24"/>
+        </w:rPr>
+      </w:pPr>
+      <w:r>
+        <w:rPr>
+          <w:rFonts w:ascii="Times New Roman" w:hAnsi="Times New Roman"/>
+          <w:i/>
+          <w:color w:val="FF0000"/>
+          <w:sz w:val="24"/>
+        </w:rPr>
         <w:t xml:space="preserve">Стих: </w:t>
       </w:r>
       <w:r>
@@ -3854,6 +3944,48 @@
           <w:sz w:val="24"/>
         </w:rPr>
         <w:t>Амінь.</w:t>
+      </w:r>
+    </w:p>
+    <w:p>
+      <w:pPr>
+        <w:rPr>
+          <w:rFonts w:ascii="Times New Roman" w:hAnsi="Times New Roman"/>
+          <w:sz w:val="24"/>
+        </w:rPr>
+      </w:pPr>
+      <w:r>
+        <w:rPr>
+          <w:rFonts w:ascii="Times New Roman" w:hAnsi="Times New Roman"/>
+          <w:i/>
+          <w:color w:val="FF0000"/>
+          <w:sz w:val="24"/>
+        </w:rPr>
+        <w:t xml:space="preserve">Тропар </w:t>
+      </w:r>
+      <w:r>
+        <w:rPr>
+          <w:rFonts w:ascii="Times New Roman" w:hAnsi="Times New Roman"/>
+          <w:i/>
+          <w:color w:val="FF0000"/>
+          <w:sz w:val="24"/>
+        </w:rPr>
+        <w:t>(г. 8)</w:t>
+      </w:r>
+      <w:r>
+        <w:rPr>
+          <w:rFonts w:ascii="Times New Roman" w:hAnsi="Times New Roman"/>
+          <w:i/>
+          <w:color w:val="FF0000"/>
+          <w:sz w:val="24"/>
+        </w:rPr>
+        <w:t>:</w:t>
+      </w:r>
+      <w:r>
+        <w:rPr>
+          <w:rFonts w:ascii="Times New Roman" w:hAnsi="Times New Roman"/>
+          <w:sz w:val="24"/>
+        </w:rPr>
+        <w:t xml:space="preserve"> Благословенний ти, Христе Боже наш,* що рибалок премудрими появив;* пославши їм Духа Святого,* ними ти полонив вселенну.* Чоловіколюбче, − слава тобі!</w:t>
       </w:r>
     </w:p>
     <w:p>
@@ -5737,6 +5869,30 @@
           <w:sz w:val="24"/>
         </w:rPr>
         <w:t>.</w:t>
+      </w:r>
+    </w:p>
+    <w:p>
+      <w:pPr>
+        <w:rPr>
+          <w:rFonts w:ascii="Times New Roman" w:hAnsi="Times New Roman"/>
+          <w:sz w:val="24"/>
+        </w:rPr>
+      </w:pPr>
+      <w:r>
+        <w:rPr>
+          <w:rFonts w:ascii="Times New Roman" w:hAnsi="Times New Roman"/>
+          <w:i/>
+          <w:color w:val="FF0000"/>
+          <w:sz w:val="24"/>
+        </w:rPr>
+        <w:t>Тропар (г. 6)</w:t>
+      </w:r>
+      <w:r>
+        <w:rPr>
+          <w:rFonts w:ascii="Times New Roman" w:hAnsi="Times New Roman"/>
+          <w:sz w:val="24"/>
+        </w:rPr>
+        <w:t>: Ти, Христе Боже, що в шостий день і годину* на хресті прибив зухвалий гріх Адама в раю,* розірви рукописання й наших гріхів* і спаси нас.</w:t>
       </w:r>
     </w:p>
     <w:p>
@@ -5878,14 +6034,53 @@
       <w:r>
         <w:rPr>
           <w:rFonts w:ascii="Times New Roman" w:hAnsi="Times New Roman"/>
+          <w:bCs/>
+          <w:i/>
+          <w:iCs/>
+          <w:color w:val="FF0000"/>
+          <w:sz w:val="24"/>
+        </w:rPr>
+        <w:t>Тропар</w:t>
+      </w:r>
+      <w:r>
+        <w:rPr>
+          <w:rFonts w:ascii="Times New Roman" w:hAnsi="Times New Roman"/>
+          <w:bCs/>
+          <w:i/>
+          <w:iCs/>
           <w:color w:val="000000"/>
           <w:sz w:val="24"/>
         </w:rPr>
-        <w:t>Слава, і нині:</w:t>
-      </w:r>
-      <w:r>
-        <w:rPr>
-          <w:rFonts w:ascii="Times New Roman" w:hAnsi="Times New Roman"/>
+        <w:t xml:space="preserve"> </w:t>
+      </w:r>
+      <w:r>
+        <w:rPr>
+          <w:rFonts w:ascii="Times New Roman" w:hAnsi="Times New Roman"/>
+          <w:bCs/>
+          <w:i/>
+          <w:iCs/>
+          <w:color w:val="FF0000"/>
+          <w:sz w:val="24"/>
+        </w:rPr>
+        <w:t>п</w:t>
+      </w:r>
+      <w:r>
+        <w:rPr>
+          <w:rFonts w:ascii="Times New Roman" w:hAnsi="Times New Roman"/>
+          <w:bCs/>
+          <w:i/>
+          <w:iCs/>
+          <w:color w:val="FF0000"/>
+          <w:sz w:val="24"/>
+        </w:rPr>
+        <w:t>ророцтва</w:t>
+      </w:r>
+      <w:r>
+        <w:rPr>
+          <w:rFonts w:ascii="Times New Roman" w:hAnsi="Times New Roman"/>
+          <w:bCs/>
+          <w:i/>
+          <w:iCs/>
           <w:color w:val="000000"/>
           <w:sz w:val="24"/>
         </w:rPr>
@@ -5900,7 +6095,37 @@
           <w:color w:val="FF0000"/>
           <w:sz w:val="24"/>
         </w:rPr>
-        <w:t>знову тропар пророцтва.</w:t>
+        <w:t>(г.</w:t>
+      </w:r>
+      <w:r>
+        <w:rPr>
+          <w:rFonts w:ascii="Times New Roman" w:hAnsi="Times New Roman"/>
+          <w:bCs/>
+          <w:i/>
+          <w:iCs/>
+          <w:color w:val="FF0000"/>
+          <w:sz w:val="24"/>
+        </w:rPr>
+        <w:t xml:space="preserve"> </w:t>
+      </w:r>
+      <w:r>
+        <w:rPr>
+          <w:rFonts w:ascii="Times New Roman" w:hAnsi="Times New Roman"/>
+          <w:bCs/>
+          <w:i/>
+          <w:iCs/>
+          <w:color w:val="FF0000"/>
+          <w:sz w:val="24"/>
+        </w:rPr>
+        <w:t xml:space="preserve">6): </w:t>
+      </w:r>
+      <w:r>
+        <w:rPr>
+          <w:rFonts w:ascii="Times New Roman" w:hAnsi="Times New Roman"/>
+          <w:color w:val="000000"/>
+          <w:sz w:val="24"/>
+        </w:rPr>
+        <w:t>Не можемо достойно Тебе оспівати,* але молимось і благаємо:* не погуби нас із беззаконнями нашими,* Всемилостивий Господи.</w:t>
       </w:r>
     </w:p>
     <w:p>
@@ -5915,24 +6140,23 @@
         <w:rPr>
           <w:rFonts w:ascii="Times New Roman" w:hAnsi="Times New Roman"/>
           <w:bCs/>
+          <w:i/>
           <w:iCs/>
+          <w:color w:val="FF0000"/>
+          <w:sz w:val="24"/>
+        </w:rPr>
+      </w:pPr>
+      <w:r>
+        <w:rPr>
+          <w:rFonts w:ascii="Times New Roman" w:hAnsi="Times New Roman"/>
           <w:color w:val="000000"/>
           <w:sz w:val="24"/>
         </w:rPr>
-      </w:pPr>
-      <w:r>
-        <w:rPr>
-          <w:rFonts w:ascii="Times New Roman" w:hAnsi="Times New Roman"/>
-          <w:i/>
-          <w:color w:val="FF0000"/>
-          <w:sz w:val="24"/>
-        </w:rPr>
-        <w:t>Прокімен</w:t>
-      </w:r>
-      <w:r>
-        <w:rPr>
-          <w:rFonts w:ascii="Times New Roman" w:hAnsi="Times New Roman"/>
-          <w:i/>
+        <w:t>Слава, і нині:</w:t>
+      </w:r>
+      <w:r>
+        <w:rPr>
+          <w:rFonts w:ascii="Times New Roman" w:hAnsi="Times New Roman"/>
           <w:color w:val="000000"/>
           <w:sz w:val="24"/>
         </w:rPr>
@@ -5941,50 +6165,13 @@
       <w:r>
         <w:rPr>
           <w:rFonts w:ascii="Times New Roman" w:hAnsi="Times New Roman"/>
-          <w:i/>
-          <w:color w:val="FF0000"/>
-          <w:sz w:val="24"/>
-        </w:rPr>
-        <w:t>(г.</w:t>
-      </w:r>
-      <w:r>
-        <w:rPr>
-          <w:rFonts w:ascii="Times New Roman" w:hAnsi="Times New Roman"/>
-          <w:i/>
-          <w:color w:val="FF0000"/>
-          <w:sz w:val="24"/>
-        </w:rPr>
-        <w:t xml:space="preserve"> </w:t>
-      </w:r>
-      <w:r>
-        <w:rPr>
-          <w:rFonts w:ascii="Times New Roman" w:hAnsi="Times New Roman"/>
-          <w:i/>
-          <w:color w:val="FF0000"/>
-          <w:sz w:val="24"/>
-        </w:rPr>
-        <w:t xml:space="preserve">4): </w:t>
-      </w:r>
-      <w:r>
-        <w:rPr>
-          <w:rFonts w:ascii="Times New Roman" w:hAnsi="Times New Roman"/>
           <w:bCs/>
+          <w:i/>
           <w:iCs/>
-          <w:color w:val="000000"/>
-          <w:sz w:val="24"/>
-        </w:rPr>
-        <w:t xml:space="preserve">Господи, полюбив я благоліпність дому твого* і місце перебування слави твоєї. </w:t>
-      </w:r>
-      <w:r>
-        <w:rPr>
-          <w:rFonts w:ascii="Times New Roman" w:hAnsi="Times New Roman"/>
-          <w:bCs/>
-          <w:i/>
-          <w:iCs/>
-          <w:color w:val="FF0000"/>
-          <w:sz w:val="24"/>
-        </w:rPr>
-        <w:t>(Пс 25, 8)</w:t>
+          <w:color w:val="FF0000"/>
+          <w:sz w:val="24"/>
+        </w:rPr>
+        <w:t>знову тропар пророцтва.</w:t>
       </w:r>
     </w:p>
     <w:p>
@@ -6007,12 +6194,47 @@
       <w:r>
         <w:rPr>
           <w:rFonts w:ascii="Times New Roman" w:hAnsi="Times New Roman"/>
-          <w:bCs/>
-          <w:i/>
-          <w:color w:val="FF0000"/>
-          <w:sz w:val="24"/>
-        </w:rPr>
-        <w:t xml:space="preserve">Стих: </w:t>
+          <w:i/>
+          <w:color w:val="FF0000"/>
+          <w:sz w:val="24"/>
+        </w:rPr>
+        <w:t>Прокімен</w:t>
+      </w:r>
+      <w:r>
+        <w:rPr>
+          <w:rFonts w:ascii="Times New Roman" w:hAnsi="Times New Roman"/>
+          <w:i/>
+          <w:color w:val="000000"/>
+          <w:sz w:val="24"/>
+        </w:rPr>
+        <w:t xml:space="preserve"> </w:t>
+      </w:r>
+      <w:r>
+        <w:rPr>
+          <w:rFonts w:ascii="Times New Roman" w:hAnsi="Times New Roman"/>
+          <w:i/>
+          <w:color w:val="FF0000"/>
+          <w:sz w:val="24"/>
+        </w:rPr>
+        <w:t>(г.</w:t>
+      </w:r>
+      <w:r>
+        <w:rPr>
+          <w:rFonts w:ascii="Times New Roman" w:hAnsi="Times New Roman"/>
+          <w:i/>
+          <w:color w:val="FF0000"/>
+          <w:sz w:val="24"/>
+        </w:rPr>
+        <w:t xml:space="preserve"> </w:t>
+      </w:r>
+      <w:r>
+        <w:rPr>
+          <w:rFonts w:ascii="Times New Roman" w:hAnsi="Times New Roman"/>
+          <w:i/>
+          <w:color w:val="FF0000"/>
+          <w:sz w:val="24"/>
+        </w:rPr>
+        <w:t xml:space="preserve">4): </w:t>
       </w:r>
       <w:r>
         <w:rPr>
@@ -6022,141 +6244,18 @@
           <w:color w:val="000000"/>
           <w:sz w:val="24"/>
         </w:rPr>
-        <w:t xml:space="preserve">Суди мене, Господи, бо я у </w:t>
-      </w:r>
-      <w:proofErr w:type="spellStart"/>
+        <w:t xml:space="preserve">Господи, полюбив я благоліпність дому твого* і місце перебування слави твоєї. </w:t>
+      </w:r>
       <w:r>
         <w:rPr>
           <w:rFonts w:ascii="Times New Roman" w:hAnsi="Times New Roman"/>
           <w:bCs/>
+          <w:i/>
           <w:iCs/>
-          <w:color w:val="000000"/>
-          <w:sz w:val="24"/>
-        </w:rPr>
-        <w:t>незлобі</w:t>
-      </w:r>
-      <w:proofErr w:type="spellEnd"/>
-      <w:r>
-        <w:rPr>
-          <w:rFonts w:ascii="Times New Roman" w:hAnsi="Times New Roman"/>
-          <w:bCs/>
-          <w:iCs/>
-          <w:color w:val="000000"/>
-          <w:sz w:val="24"/>
-        </w:rPr>
-        <w:t xml:space="preserve"> моїй ходив</w:t>
-      </w:r>
-      <w:r>
-        <w:t xml:space="preserve"> </w:t>
-      </w:r>
-      <w:r>
-        <w:rPr>
-          <w:rFonts w:ascii="Times New Roman" w:hAnsi="Times New Roman"/>
-          <w:bCs/>
-          <w:iCs/>
-          <w:color w:val="000000"/>
-          <w:sz w:val="24"/>
-        </w:rPr>
-        <w:t xml:space="preserve">і, на </w:t>
-      </w:r>
-      <w:proofErr w:type="spellStart"/>
-      <w:r>
-        <w:rPr>
-          <w:rFonts w:ascii="Times New Roman" w:hAnsi="Times New Roman"/>
-          <w:bCs/>
-          <w:iCs/>
-          <w:color w:val="000000"/>
-          <w:sz w:val="24"/>
-        </w:rPr>
-        <w:t>Гоcпода</w:t>
-      </w:r>
-      <w:proofErr w:type="spellEnd"/>
-      <w:r>
-        <w:rPr>
-          <w:rFonts w:ascii="Times New Roman" w:hAnsi="Times New Roman"/>
-          <w:bCs/>
-          <w:iCs/>
-          <w:color w:val="000000"/>
-          <w:sz w:val="24"/>
-        </w:rPr>
-        <w:t xml:space="preserve"> </w:t>
-      </w:r>
-      <w:proofErr w:type="spellStart"/>
-      <w:r>
-        <w:rPr>
-          <w:rFonts w:ascii="Times New Roman" w:hAnsi="Times New Roman"/>
-          <w:bCs/>
-          <w:iCs/>
-          <w:color w:val="000000"/>
-          <w:sz w:val="24"/>
-        </w:rPr>
-        <w:t>надіючиcь</w:t>
-      </w:r>
-      <w:proofErr w:type="spellEnd"/>
-      <w:r>
-        <w:rPr>
-          <w:rFonts w:ascii="Times New Roman" w:hAnsi="Times New Roman"/>
-          <w:bCs/>
-          <w:iCs/>
-          <w:color w:val="000000"/>
-          <w:sz w:val="24"/>
-        </w:rPr>
-        <w:t xml:space="preserve">, не </w:t>
-      </w:r>
-      <w:proofErr w:type="spellStart"/>
-      <w:r>
-        <w:rPr>
-          <w:rFonts w:ascii="Times New Roman" w:hAnsi="Times New Roman"/>
-          <w:bCs/>
-          <w:iCs/>
-          <w:color w:val="000000"/>
-          <w:sz w:val="24"/>
-        </w:rPr>
-        <w:t>захитавcя</w:t>
-      </w:r>
-      <w:proofErr w:type="spellEnd"/>
-      <w:r>
-        <w:rPr>
-          <w:rFonts w:ascii="Times New Roman" w:hAnsi="Times New Roman"/>
-          <w:bCs/>
-          <w:iCs/>
-          <w:color w:val="000000"/>
-          <w:sz w:val="24"/>
-        </w:rPr>
-        <w:t>.</w:t>
-      </w:r>
-      <w:r>
-        <w:rPr>
-          <w:rFonts w:ascii="Times New Roman" w:hAnsi="Times New Roman"/>
-          <w:bCs/>
-          <w:i/>
-          <w:iCs/>
-          <w:color w:val="FF0000"/>
-          <w:sz w:val="24"/>
-        </w:rPr>
-        <w:t xml:space="preserve"> (Пс 25,</w:t>
-      </w:r>
-      <w:r>
-        <w:rPr>
-          <w:rFonts w:ascii="Times New Roman" w:hAnsi="Times New Roman"/>
-          <w:bCs/>
-          <w:i/>
-          <w:iCs/>
-          <w:color w:val="FF0000"/>
-          <w:sz w:val="24"/>
-        </w:rPr>
-        <w:t>1</w:t>
-      </w:r>
-      <w:r>
-        <w:rPr>
-          <w:rFonts w:ascii="Times New Roman" w:hAnsi="Times New Roman"/>
-          <w:bCs/>
-          <w:i/>
-          <w:iCs/>
-          <w:color w:val="FF0000"/>
-          <w:sz w:val="24"/>
-        </w:rPr>
-        <w:t>)</w:t>
+          <w:color w:val="FF0000"/>
+          <w:sz w:val="24"/>
+        </w:rPr>
+        <w:t>(Пс 25, 8)</w:t>
       </w:r>
     </w:p>
     <w:p>
@@ -6170,161 +6269,167 @@
         <w:jc w:val="both"/>
         <w:rPr>
           <w:rFonts w:ascii="Times New Roman" w:hAnsi="Times New Roman"/>
-          <w:b/>
-          <w:i/>
-          <w:color w:val="FF0000"/>
-          <w:sz w:val="24"/>
-        </w:rPr>
-      </w:pPr>
-      <w:bookmarkStart w:id="0" w:name="_Hlk96930109"/>
-      <w:r>
-        <w:rPr>
-          <w:rFonts w:ascii="Times New Roman" w:hAnsi="Times New Roman"/>
-          <w:b/>
-          <w:i/>
-          <w:color w:val="FF0000"/>
-          <w:sz w:val="24"/>
-        </w:rPr>
-        <w:t>Паремія</w:t>
-      </w:r>
-    </w:p>
-    <w:p>
-      <w:pPr>
-        <w:pStyle w:val="NormalWeb"/>
-        <w:spacing w:before="120" w:beforeAutospacing="0" w:after="160" w:afterAutospacing="0"/>
-        <w:rPr>
-          <w:rFonts w:eastAsia="Calibri"/>
           <w:bCs/>
           <w:iCs/>
-          <w:szCs w:val="22"/>
-          <w:lang w:val="uk-UA"/>
-        </w:rPr>
-      </w:pPr>
-      <w:r>
-        <w:rPr>
-          <w:rFonts w:eastAsia="Calibri"/>
+          <w:color w:val="000000"/>
+          <w:sz w:val="24"/>
+        </w:rPr>
+      </w:pPr>
+      <w:r>
+        <w:rPr>
+          <w:rFonts w:ascii="Times New Roman" w:hAnsi="Times New Roman"/>
           <w:bCs/>
           <w:i/>
           <w:color w:val="FF0000"/>
-          <w:szCs w:val="22"/>
-          <w:lang w:val="uk-UA"/>
-        </w:rPr>
-        <w:t>Священик</w:t>
-      </w:r>
-      <w:r>
-        <w:rPr>
-          <w:rFonts w:eastAsia="Calibri"/>
-          <w:i/>
-          <w:iCs/>
-          <w:color w:val="FF0000"/>
-          <w:szCs w:val="22"/>
-          <w:lang w:val="uk-UA"/>
-        </w:rPr>
-        <w:t>:</w:t>
-      </w:r>
-      <w:r>
-        <w:rPr>
-          <w:rFonts w:eastAsia="Calibri"/>
+          <w:sz w:val="24"/>
+        </w:rPr>
+        <w:t xml:space="preserve">Стих: </w:t>
+      </w:r>
+      <w:r>
+        <w:rPr>
+          <w:rFonts w:ascii="Times New Roman" w:hAnsi="Times New Roman"/>
           <w:bCs/>
           <w:iCs/>
-          <w:szCs w:val="22"/>
-          <w:lang w:val="uk-UA"/>
-        </w:rPr>
-        <w:t> Премудрість.</w:t>
-      </w:r>
-    </w:p>
-    <w:p>
-      <w:pPr>
-        <w:pStyle w:val="NormalWeb"/>
-        <w:spacing w:before="120" w:beforeAutospacing="0" w:after="160" w:afterAutospacing="0"/>
-        <w:rPr>
-          <w:rFonts w:eastAsia="Calibri"/>
+          <w:color w:val="000000"/>
+          <w:sz w:val="24"/>
+        </w:rPr>
+        <w:t xml:space="preserve">Суди мене, Господи, бо я у </w:t>
+      </w:r>
+      <w:proofErr w:type="spellStart"/>
+      <w:r>
+        <w:rPr>
+          <w:rFonts w:ascii="Times New Roman" w:hAnsi="Times New Roman"/>
           <w:bCs/>
           <w:iCs/>
-          <w:szCs w:val="22"/>
-          <w:lang w:val="uk-UA"/>
-        </w:rPr>
-      </w:pPr>
-      <w:r>
-        <w:rPr>
-          <w:rFonts w:eastAsia="Calibri"/>
-          <w:bCs/>
-          <w:i/>
-          <w:color w:val="FF0000"/>
-          <w:szCs w:val="22"/>
-          <w:lang w:val="uk-UA"/>
-        </w:rPr>
-        <w:lastRenderedPageBreak/>
-        <w:t>Читець</w:t>
-      </w:r>
-      <w:r>
-        <w:rPr>
-          <w:rFonts w:eastAsia="Calibri"/>
-          <w:bCs/>
-          <w:i/>
-          <w:color w:val="FF0000"/>
-          <w:szCs w:val="22"/>
-          <w:lang w:val="uk-UA"/>
-        </w:rPr>
-        <w:t>:</w:t>
-      </w:r>
-      <w:r>
-        <w:rPr>
-          <w:rFonts w:eastAsia="Calibri"/>
+          <w:color w:val="000000"/>
+          <w:sz w:val="24"/>
+        </w:rPr>
+        <w:t>незлобі</w:t>
+      </w:r>
+      <w:proofErr w:type="spellEnd"/>
+      <w:r>
+        <w:rPr>
+          <w:rFonts w:ascii="Times New Roman" w:hAnsi="Times New Roman"/>
           <w:bCs/>
           <w:iCs/>
-          <w:szCs w:val="22"/>
-          <w:lang w:val="uk-UA"/>
-        </w:rPr>
-        <w:t> З книги пророка Ісаї читання.</w:t>
-      </w:r>
-    </w:p>
-    <w:p>
-      <w:pPr>
-        <w:pStyle w:val="NormalWeb"/>
-        <w:spacing w:before="120" w:beforeAutospacing="0" w:after="160" w:afterAutospacing="0"/>
-        <w:rPr>
-          <w:rFonts w:eastAsia="Calibri"/>
+          <w:color w:val="000000"/>
+          <w:sz w:val="24"/>
+        </w:rPr>
+        <w:t xml:space="preserve"> моїй ходив</w:t>
+      </w:r>
+      <w:r>
+        <w:t xml:space="preserve"> </w:t>
+      </w:r>
+      <w:r>
+        <w:rPr>
+          <w:rFonts w:ascii="Times New Roman" w:hAnsi="Times New Roman"/>
           <w:bCs/>
           <w:iCs/>
-          <w:szCs w:val="22"/>
-          <w:lang w:val="uk-UA"/>
-        </w:rPr>
-      </w:pPr>
-      <w:r>
-        <w:rPr>
-          <w:rFonts w:eastAsia="Calibri"/>
-          <w:bCs/>
-          <w:i/>
-          <w:color w:val="FF0000"/>
-          <w:szCs w:val="22"/>
-          <w:lang w:val="uk-UA"/>
-        </w:rPr>
-        <w:t>Священик</w:t>
-      </w:r>
-      <w:r>
-        <w:rPr>
-          <w:rFonts w:eastAsia="Calibri"/>
-          <w:bCs/>
-          <w:i/>
-          <w:color w:val="FF0000"/>
-          <w:szCs w:val="22"/>
-          <w:lang w:val="uk-UA"/>
-        </w:rPr>
-        <w:t>:</w:t>
-      </w:r>
-      <w:r>
-        <w:rPr>
-          <w:rFonts w:eastAsia="Calibri"/>
+          <w:color w:val="000000"/>
+          <w:sz w:val="24"/>
+        </w:rPr>
+        <w:t xml:space="preserve">і, на </w:t>
+      </w:r>
+      <w:proofErr w:type="spellStart"/>
+      <w:r>
+        <w:rPr>
+          <w:rFonts w:ascii="Times New Roman" w:hAnsi="Times New Roman"/>
           <w:bCs/>
           <w:iCs/>
-          <w:szCs w:val="22"/>
-          <w:lang w:val="uk-UA"/>
-        </w:rPr>
-        <w:t> Будьмо уважні.</w:t>
-      </w:r>
-    </w:p>
-    <w:bookmarkEnd w:id="0"/>
+          <w:color w:val="000000"/>
+          <w:sz w:val="24"/>
+        </w:rPr>
+        <w:t>Гоcпода</w:t>
+      </w:r>
+      <w:proofErr w:type="spellEnd"/>
+      <w:r>
+        <w:rPr>
+          <w:rFonts w:ascii="Times New Roman" w:hAnsi="Times New Roman"/>
+          <w:bCs/>
+          <w:iCs/>
+          <w:color w:val="000000"/>
+          <w:sz w:val="24"/>
+        </w:rPr>
+        <w:t xml:space="preserve"> </w:t>
+      </w:r>
+      <w:proofErr w:type="spellStart"/>
+      <w:r>
+        <w:rPr>
+          <w:rFonts w:ascii="Times New Roman" w:hAnsi="Times New Roman"/>
+          <w:bCs/>
+          <w:iCs/>
+          <w:color w:val="000000"/>
+          <w:sz w:val="24"/>
+        </w:rPr>
+        <w:t>надіючиcь</w:t>
+      </w:r>
+      <w:proofErr w:type="spellEnd"/>
+      <w:r>
+        <w:rPr>
+          <w:rFonts w:ascii="Times New Roman" w:hAnsi="Times New Roman"/>
+          <w:bCs/>
+          <w:iCs/>
+          <w:color w:val="000000"/>
+          <w:sz w:val="24"/>
+        </w:rPr>
+        <w:t xml:space="preserve">, не </w:t>
+      </w:r>
+      <w:proofErr w:type="spellStart"/>
+      <w:r>
+        <w:rPr>
+          <w:rFonts w:ascii="Times New Roman" w:hAnsi="Times New Roman"/>
+          <w:bCs/>
+          <w:iCs/>
+          <w:color w:val="000000"/>
+          <w:sz w:val="24"/>
+        </w:rPr>
+        <w:t>захитавcя</w:t>
+      </w:r>
+      <w:proofErr w:type="spellEnd"/>
+      <w:r>
+        <w:rPr>
+          <w:rFonts w:ascii="Times New Roman" w:hAnsi="Times New Roman"/>
+          <w:bCs/>
+          <w:iCs/>
+          <w:color w:val="000000"/>
+          <w:sz w:val="24"/>
+        </w:rPr>
+        <w:t>.</w:t>
+      </w:r>
+      <w:r>
+        <w:rPr>
+          <w:rFonts w:ascii="Times New Roman" w:hAnsi="Times New Roman"/>
+          <w:bCs/>
+          <w:i/>
+          <w:iCs/>
+          <w:color w:val="FF0000"/>
+          <w:sz w:val="24"/>
+        </w:rPr>
+        <w:t xml:space="preserve"> (Пс 25,</w:t>
+      </w:r>
+      <w:r>
+        <w:rPr>
+          <w:rFonts w:ascii="Times New Roman" w:hAnsi="Times New Roman"/>
+          <w:bCs/>
+          <w:i/>
+          <w:iCs/>
+          <w:color w:val="FF0000"/>
+          <w:sz w:val="24"/>
+        </w:rPr>
+        <w:t>1</w:t>
+      </w:r>
+      <w:r>
+        <w:rPr>
+          <w:rFonts w:ascii="Times New Roman" w:hAnsi="Times New Roman"/>
+          <w:bCs/>
+          <w:i/>
+          <w:iCs/>
+          <w:color w:val="FF0000"/>
+          <w:sz w:val="24"/>
+        </w:rPr>
+        <w:t>)</w:t>
+      </w:r>
+    </w:p>
     <w:p>
       <w:pPr>
         <w:keepNext/>
@@ -6336,142 +6441,161 @@
         <w:jc w:val="both"/>
         <w:rPr>
           <w:rFonts w:ascii="Times New Roman" w:hAnsi="Times New Roman"/>
+          <w:b/>
+          <w:i/>
+          <w:color w:val="FF0000"/>
+          <w:sz w:val="24"/>
+        </w:rPr>
+      </w:pPr>
+      <w:bookmarkStart w:id="0" w:name="_Hlk96930109"/>
+      <w:r>
+        <w:rPr>
+          <w:rFonts w:ascii="Times New Roman" w:hAnsi="Times New Roman"/>
+          <w:b/>
+          <w:i/>
+          <w:color w:val="FF0000"/>
+          <w:sz w:val="24"/>
+        </w:rPr>
+        <w:t>Паремія</w:t>
+      </w:r>
+    </w:p>
+    <w:p>
+      <w:pPr>
+        <w:pStyle w:val="NormalWeb"/>
+        <w:spacing w:before="120" w:beforeAutospacing="0" w:after="160" w:afterAutospacing="0"/>
+        <w:rPr>
+          <w:rFonts w:eastAsia="Calibri"/>
           <w:bCs/>
-          <w:i/>
           <w:iCs/>
-          <w:color w:val="FF0000"/>
-          <w:sz w:val="24"/>
-        </w:rPr>
-      </w:pPr>
-      <w:r>
-        <w:rPr>
-          <w:rFonts w:ascii="Times New Roman" w:hAnsi="Times New Roman"/>
-          <w:sz w:val="24"/>
-          <w:szCs w:val="24"/>
-        </w:rPr>
-        <w:t xml:space="preserve">Виноградник Господа сил - то дім Ізраїля, а мужі юдейські - любе його садиво. І ждав він правосуду, - аж тут пролиття крови; ждав правди, - аж тут голосіння. Горе тим, що додають дім до дому та </w:t>
-      </w:r>
-      <w:proofErr w:type="spellStart"/>
-      <w:r>
-        <w:rPr>
-          <w:rFonts w:ascii="Times New Roman" w:hAnsi="Times New Roman"/>
-          <w:sz w:val="24"/>
-          <w:szCs w:val="24"/>
-        </w:rPr>
-        <w:t>прилучують</w:t>
-      </w:r>
-      <w:proofErr w:type="spellEnd"/>
-      <w:r>
-        <w:rPr>
-          <w:rFonts w:ascii="Times New Roman" w:hAnsi="Times New Roman"/>
-          <w:sz w:val="24"/>
-          <w:szCs w:val="24"/>
-        </w:rPr>
-        <w:t xml:space="preserve"> поле до поля, так що нема більш місця, і що живуть самі одні серед країни! Ось як у мої вуха Господь сил поклявся: «Оті доми численні опустіють, доми великі й пишні будуть без мешканців.» Десять паїв у винограднику дадуть лише барильце, а </w:t>
-      </w:r>
-      <w:proofErr w:type="spellStart"/>
-      <w:r>
-        <w:rPr>
-          <w:rFonts w:ascii="Times New Roman" w:hAnsi="Times New Roman"/>
-          <w:sz w:val="24"/>
-          <w:szCs w:val="24"/>
-        </w:rPr>
-        <w:t>хомер</w:t>
-      </w:r>
-      <w:proofErr w:type="spellEnd"/>
-      <w:r>
-        <w:rPr>
-          <w:rFonts w:ascii="Times New Roman" w:hAnsi="Times New Roman"/>
-          <w:sz w:val="24"/>
-          <w:szCs w:val="24"/>
-        </w:rPr>
-        <w:t xml:space="preserve"> зерна вродить ледве ефу. Горе тим, що тільки-но вставши вранці, женуться за напоями хмільними і що, розпалені вином, засиджуються аж до ночі! </w:t>
-      </w:r>
-      <w:proofErr w:type="spellStart"/>
-      <w:r>
-        <w:rPr>
-          <w:rFonts w:ascii="Times New Roman" w:hAnsi="Times New Roman"/>
-          <w:sz w:val="24"/>
-          <w:szCs w:val="24"/>
-        </w:rPr>
-        <w:t>Гарфа</w:t>
-      </w:r>
-      <w:proofErr w:type="spellEnd"/>
-      <w:r>
-        <w:rPr>
-          <w:rFonts w:ascii="Times New Roman" w:hAnsi="Times New Roman"/>
-          <w:sz w:val="24"/>
-          <w:szCs w:val="24"/>
-        </w:rPr>
-        <w:t xml:space="preserve"> й гусла, бубон і сопілка та вино в них на бенкетах; а на діла Господні не вважають і вчинків рук його не бачать. За те ж народ мій необачний потрапить у неволю; знатні його впадуть з голоднечі, а юрба гомінка згине від спраги. Зате Шеол розтулив широко свою пельку і роззявив свою безмірну пащеку; і провалиться туди його слава та юрба гомінка й галаслива з усім, що в ньому веселиться. Похилиться людина, </w:t>
-      </w:r>
-      <w:proofErr w:type="spellStart"/>
-      <w:r>
-        <w:rPr>
-          <w:rFonts w:ascii="Times New Roman" w:hAnsi="Times New Roman"/>
-          <w:sz w:val="24"/>
-          <w:szCs w:val="24"/>
-        </w:rPr>
-        <w:t>смириться</w:t>
-      </w:r>
-      <w:proofErr w:type="spellEnd"/>
-      <w:r>
-        <w:rPr>
-          <w:rFonts w:ascii="Times New Roman" w:hAnsi="Times New Roman"/>
-          <w:sz w:val="24"/>
-          <w:szCs w:val="24"/>
-        </w:rPr>
-        <w:t xml:space="preserve"> смертний, і очі гордих </w:t>
-      </w:r>
-      <w:proofErr w:type="spellStart"/>
-      <w:r>
-        <w:rPr>
-          <w:rFonts w:ascii="Times New Roman" w:hAnsi="Times New Roman"/>
-          <w:sz w:val="24"/>
-          <w:szCs w:val="24"/>
-        </w:rPr>
-        <w:t>смиряться</w:t>
-      </w:r>
-      <w:proofErr w:type="spellEnd"/>
-      <w:r>
-        <w:rPr>
-          <w:rFonts w:ascii="Times New Roman" w:hAnsi="Times New Roman"/>
-          <w:sz w:val="24"/>
-          <w:szCs w:val="24"/>
-        </w:rPr>
-        <w:t>. А Господь сил на суді вознесеться, і Бог, святий у справедливості, появить свою святість.</w:t>
-      </w:r>
-      <w:r>
-        <w:rPr>
-          <w:rFonts w:ascii="Times New Roman" w:hAnsi="Times New Roman"/>
-          <w:sz w:val="24"/>
-          <w:szCs w:val="24"/>
-        </w:rPr>
-        <w:t xml:space="preserve"> </w:t>
-      </w:r>
-      <w:r>
-        <w:rPr>
-          <w:rFonts w:ascii="Times New Roman" w:hAnsi="Times New Roman"/>
+          <w:szCs w:val="22"/>
+          <w:lang w:val="uk-UA"/>
+        </w:rPr>
+      </w:pPr>
+      <w:r>
+        <w:rPr>
+          <w:rFonts w:eastAsia="Calibri"/>
           <w:bCs/>
           <w:i/>
+          <w:color w:val="FF0000"/>
+          <w:szCs w:val="22"/>
+          <w:lang w:val="uk-UA"/>
+        </w:rPr>
+        <w:t>Священик</w:t>
+      </w:r>
+      <w:r>
+        <w:rPr>
+          <w:rFonts w:eastAsia="Calibri"/>
+          <w:i/>
           <w:iCs/>
           <w:color w:val="FF0000"/>
-          <w:sz w:val="24"/>
-        </w:rPr>
-        <w:t>(</w:t>
-      </w:r>
-      <w:r>
-        <w:rPr>
-          <w:rFonts w:ascii="Times New Roman" w:hAnsi="Times New Roman"/>
+          <w:szCs w:val="22"/>
+          <w:lang w:val="uk-UA"/>
+        </w:rPr>
+        <w:t>:</w:t>
+      </w:r>
+      <w:r>
+        <w:rPr>
+          <w:rFonts w:eastAsia="Calibri"/>
           <w:bCs/>
-          <w:i/>
           <w:iCs/>
-          <w:color w:val="FF0000"/>
-          <w:sz w:val="24"/>
-        </w:rPr>
-        <w:t>Ісаї 5,7-16)</w:t>
-      </w:r>
-    </w:p>
+          <w:szCs w:val="22"/>
+          <w:lang w:val="uk-UA"/>
+        </w:rPr>
+        <w:t> Премудрість.</w:t>
+      </w:r>
+    </w:p>
+    <w:p>
+      <w:pPr>
+        <w:pStyle w:val="NormalWeb"/>
+        <w:spacing w:before="120" w:beforeAutospacing="0" w:after="160" w:afterAutospacing="0"/>
+        <w:rPr>
+          <w:rFonts w:eastAsia="Calibri"/>
+          <w:bCs/>
+          <w:iCs/>
+          <w:szCs w:val="22"/>
+          <w:lang w:val="uk-UA"/>
+        </w:rPr>
+      </w:pPr>
+      <w:r>
+        <w:rPr>
+          <w:rFonts w:eastAsia="Calibri"/>
+          <w:bCs/>
+          <w:i/>
+          <w:color w:val="FF0000"/>
+          <w:szCs w:val="22"/>
+          <w:lang w:val="uk-UA"/>
+        </w:rPr>
+        <w:lastRenderedPageBreak/>
+        <w:t>Читець</w:t>
+      </w:r>
+      <w:r>
+        <w:rPr>
+          <w:rFonts w:eastAsia="Calibri"/>
+          <w:bCs/>
+          <w:i/>
+          <w:color w:val="FF0000"/>
+          <w:szCs w:val="22"/>
+          <w:lang w:val="uk-UA"/>
+        </w:rPr>
+        <w:t>:</w:t>
+      </w:r>
+      <w:r>
+        <w:rPr>
+          <w:rFonts w:eastAsia="Calibri"/>
+          <w:bCs/>
+          <w:iCs/>
+          <w:szCs w:val="22"/>
+          <w:lang w:val="uk-UA"/>
+        </w:rPr>
+        <w:t> З книги пророка Ісаї читання.</w:t>
+      </w:r>
+    </w:p>
+    <w:p>
+      <w:pPr>
+        <w:pStyle w:val="NormalWeb"/>
+        <w:spacing w:before="120" w:beforeAutospacing="0" w:after="160" w:afterAutospacing="0"/>
+        <w:rPr>
+          <w:rFonts w:eastAsia="Calibri"/>
+          <w:bCs/>
+          <w:iCs/>
+          <w:szCs w:val="22"/>
+          <w:lang w:val="uk-UA"/>
+        </w:rPr>
+      </w:pPr>
+      <w:r>
+        <w:rPr>
+          <w:rFonts w:eastAsia="Calibri"/>
+          <w:bCs/>
+          <w:i/>
+          <w:color w:val="FF0000"/>
+          <w:szCs w:val="22"/>
+          <w:lang w:val="uk-UA"/>
+        </w:rPr>
+        <w:t>Священик</w:t>
+      </w:r>
+      <w:r>
+        <w:rPr>
+          <w:rFonts w:eastAsia="Calibri"/>
+          <w:bCs/>
+          <w:i/>
+          <w:color w:val="FF0000"/>
+          <w:szCs w:val="22"/>
+          <w:lang w:val="uk-UA"/>
+        </w:rPr>
+        <w:t>:</w:t>
+      </w:r>
+      <w:r>
+        <w:rPr>
+          <w:rFonts w:eastAsia="Calibri"/>
+          <w:bCs/>
+          <w:iCs/>
+          <w:szCs w:val="22"/>
+          <w:lang w:val="uk-UA"/>
+        </w:rPr>
+        <w:t> Будьмо уважні.</w:t>
+      </w:r>
+    </w:p>
+    <w:bookmarkEnd w:id="0"/>
     <w:p>
       <w:pPr>
         <w:keepNext/>
@@ -6484,29 +6608,128 @@
         <w:rPr>
           <w:rFonts w:ascii="Times New Roman" w:hAnsi="Times New Roman"/>
           <w:bCs/>
+          <w:i/>
           <w:iCs/>
-          <w:color w:val="000000"/>
-          <w:sz w:val="24"/>
-        </w:rPr>
-      </w:pPr>
-      <w:r>
-        <w:rPr>
-          <w:rFonts w:ascii="Times New Roman" w:hAnsi="Times New Roman"/>
-          <w:i/>
-          <w:color w:val="FF0000"/>
-          <w:sz w:val="24"/>
-        </w:rPr>
-        <w:t>Прокімен</w:t>
+          <w:color w:val="FF0000"/>
+          <w:sz w:val="24"/>
+        </w:rPr>
+      </w:pPr>
+      <w:r>
+        <w:rPr>
+          <w:rFonts w:ascii="Times New Roman" w:hAnsi="Times New Roman"/>
+          <w:sz w:val="24"/>
+          <w:szCs w:val="24"/>
+        </w:rPr>
+        <w:t xml:space="preserve">Виноградник Господа сил - то дім Ізраїля, а мужі юдейські - любе його садиво. І ждав він правосуду, - аж тут пролиття крови; ждав правди, - аж тут голосіння. Горе тим, що додають дім до дому та </w:t>
+      </w:r>
+      <w:proofErr w:type="spellStart"/>
+      <w:r>
+        <w:rPr>
+          <w:rFonts w:ascii="Times New Roman" w:hAnsi="Times New Roman"/>
+          <w:sz w:val="24"/>
+          <w:szCs w:val="24"/>
+        </w:rPr>
+        <w:t>прилучують</w:t>
+      </w:r>
+      <w:proofErr w:type="spellEnd"/>
+      <w:r>
+        <w:rPr>
+          <w:rFonts w:ascii="Times New Roman" w:hAnsi="Times New Roman"/>
+          <w:sz w:val="24"/>
+          <w:szCs w:val="24"/>
+        </w:rPr>
+        <w:t xml:space="preserve"> поле до поля, так що нема більш місця, і що живуть самі одні серед країни! Ось як у мої вуха Господь сил поклявся: «Оті доми численні опустіють, доми великі й пишні будуть без мешканців.» Десять паїв у винограднику дадуть лише барильце, а </w:t>
+      </w:r>
+      <w:proofErr w:type="spellStart"/>
+      <w:r>
+        <w:rPr>
+          <w:rFonts w:ascii="Times New Roman" w:hAnsi="Times New Roman"/>
+          <w:sz w:val="24"/>
+          <w:szCs w:val="24"/>
+        </w:rPr>
+        <w:t>хомер</w:t>
+      </w:r>
+      <w:proofErr w:type="spellEnd"/>
+      <w:r>
+        <w:rPr>
+          <w:rFonts w:ascii="Times New Roman" w:hAnsi="Times New Roman"/>
+          <w:sz w:val="24"/>
+          <w:szCs w:val="24"/>
+        </w:rPr>
+        <w:t xml:space="preserve"> зерна вродить ледве ефу. Горе тим, що тільки-но вставши вранці, женуться за напоями хмільними і що, розпалені вином, засиджуються аж до ночі! </w:t>
+      </w:r>
+      <w:proofErr w:type="spellStart"/>
+      <w:r>
+        <w:rPr>
+          <w:rFonts w:ascii="Times New Roman" w:hAnsi="Times New Roman"/>
+          <w:sz w:val="24"/>
+          <w:szCs w:val="24"/>
+        </w:rPr>
+        <w:t>Гарфа</w:t>
+      </w:r>
+      <w:proofErr w:type="spellEnd"/>
+      <w:r>
+        <w:rPr>
+          <w:rFonts w:ascii="Times New Roman" w:hAnsi="Times New Roman"/>
+          <w:sz w:val="24"/>
+          <w:szCs w:val="24"/>
+        </w:rPr>
+        <w:t xml:space="preserve"> й гусла, бубон і сопілка та вино в них на бенкетах; а на діла Господні не вважають і вчинків рук його не бачать. За те ж народ мій необачний потрапить у неволю; знатні його впадуть з голоднечі, а юрба гомінка згине від спраги. Зате Шеол розтулив широко свою пельку і роззявив свою безмірну пащеку; і провалиться туди його слава та юрба гомінка й галаслива з усім, що в ньому веселиться. Похилиться людина, </w:t>
+      </w:r>
+      <w:proofErr w:type="spellStart"/>
+      <w:r>
+        <w:rPr>
+          <w:rFonts w:ascii="Times New Roman" w:hAnsi="Times New Roman"/>
+          <w:sz w:val="24"/>
+          <w:szCs w:val="24"/>
+        </w:rPr>
+        <w:t>смириться</w:t>
+      </w:r>
+      <w:proofErr w:type="spellEnd"/>
+      <w:r>
+        <w:rPr>
+          <w:rFonts w:ascii="Times New Roman" w:hAnsi="Times New Roman"/>
+          <w:sz w:val="24"/>
+          <w:szCs w:val="24"/>
+        </w:rPr>
+        <w:t xml:space="preserve"> смертний, і очі гордих </w:t>
+      </w:r>
+      <w:proofErr w:type="spellStart"/>
+      <w:r>
+        <w:rPr>
+          <w:rFonts w:ascii="Times New Roman" w:hAnsi="Times New Roman"/>
+          <w:sz w:val="24"/>
+          <w:szCs w:val="24"/>
+        </w:rPr>
+        <w:t>смиряться</w:t>
+      </w:r>
+      <w:proofErr w:type="spellEnd"/>
+      <w:r>
+        <w:rPr>
+          <w:rFonts w:ascii="Times New Roman" w:hAnsi="Times New Roman"/>
+          <w:sz w:val="24"/>
+          <w:szCs w:val="24"/>
+        </w:rPr>
+        <w:t>. А Господь сил на суді вознесеться, і Бог, святий у справедливості, появить свою святість.</w:t>
+      </w:r>
+      <w:r>
+        <w:rPr>
+          <w:rFonts w:ascii="Times New Roman" w:hAnsi="Times New Roman"/>
+          <w:sz w:val="24"/>
+          <w:szCs w:val="24"/>
+        </w:rPr>
+        <w:t xml:space="preserve"> </w:t>
       </w:r>
       <w:r>
         <w:rPr>
           <w:rFonts w:ascii="Times New Roman" w:hAnsi="Times New Roman"/>
           <w:bCs/>
           <w:i/>
-          <w:color w:val="FF0000"/>
-          <w:sz w:val="24"/>
-        </w:rPr>
-        <w:t xml:space="preserve"> </w:t>
+          <w:iCs/>
+          <w:color w:val="FF0000"/>
+          <w:sz w:val="24"/>
+        </w:rPr>
+        <w:t>(</w:t>
       </w:r>
       <w:r>
         <w:rPr>
@@ -6517,109 +6740,7 @@
           <w:color w:val="FF0000"/>
           <w:sz w:val="24"/>
         </w:rPr>
-        <w:t>(</w:t>
-      </w:r>
-      <w:r>
-        <w:rPr>
-          <w:rFonts w:ascii="Times New Roman" w:hAnsi="Times New Roman"/>
-          <w:i/>
-          <w:color w:val="FF0000"/>
-          <w:sz w:val="24"/>
-        </w:rPr>
-        <w:t>г.</w:t>
-      </w:r>
-      <w:r>
-        <w:rPr>
-          <w:rFonts w:ascii="Times New Roman" w:hAnsi="Times New Roman"/>
-          <w:i/>
-          <w:color w:val="FF0000"/>
-          <w:sz w:val="24"/>
-        </w:rPr>
-        <w:t xml:space="preserve"> </w:t>
-      </w:r>
-      <w:r>
-        <w:rPr>
-          <w:rFonts w:ascii="Times New Roman" w:hAnsi="Times New Roman"/>
-          <w:i/>
-          <w:color w:val="FF0000"/>
-          <w:sz w:val="24"/>
-        </w:rPr>
-        <w:t xml:space="preserve">3): </w:t>
-      </w:r>
-      <w:r>
-        <w:rPr>
-          <w:rFonts w:ascii="Times New Roman" w:hAnsi="Times New Roman"/>
-          <w:bCs/>
-          <w:iCs/>
-          <w:color w:val="000000"/>
-          <w:sz w:val="24"/>
-        </w:rPr>
-        <w:t>Господь – просвічення моє і Спаситель мій,* кого убоюся.</w:t>
-      </w:r>
-      <w:r>
-        <w:rPr>
-          <w:rFonts w:ascii="Times New Roman" w:hAnsi="Times New Roman"/>
-          <w:bCs/>
-          <w:iCs/>
-          <w:color w:val="000000"/>
-          <w:sz w:val="24"/>
-        </w:rPr>
-        <w:t xml:space="preserve"> </w:t>
-      </w:r>
-      <w:r>
-        <w:rPr>
-          <w:rFonts w:ascii="Times New Roman" w:hAnsi="Times New Roman"/>
-          <w:bCs/>
-          <w:i/>
-          <w:iCs/>
-          <w:color w:val="FF0000"/>
-          <w:sz w:val="24"/>
-        </w:rPr>
-        <w:t>(Пс 2</w:t>
-      </w:r>
-      <w:r>
-        <w:rPr>
-          <w:rFonts w:ascii="Times New Roman" w:hAnsi="Times New Roman"/>
-          <w:bCs/>
-          <w:i/>
-          <w:iCs/>
-          <w:color w:val="FF0000"/>
-          <w:sz w:val="24"/>
-        </w:rPr>
-        <w:t>6</w:t>
-      </w:r>
-      <w:r>
-        <w:rPr>
-          <w:rFonts w:ascii="Times New Roman" w:hAnsi="Times New Roman"/>
-          <w:bCs/>
-          <w:i/>
-          <w:iCs/>
-          <w:color w:val="FF0000"/>
-          <w:sz w:val="24"/>
-        </w:rPr>
-        <w:t>,</w:t>
-      </w:r>
-      <w:r>
-        <w:rPr>
-          <w:rFonts w:ascii="Times New Roman" w:hAnsi="Times New Roman"/>
-          <w:bCs/>
-          <w:i/>
-          <w:iCs/>
-          <w:color w:val="FF0000"/>
-          <w:sz w:val="24"/>
-        </w:rPr>
-        <w:t>1</w:t>
-      </w:r>
-      <w:r>
-        <w:rPr>
-          <w:rFonts w:ascii="Times New Roman" w:hAnsi="Times New Roman"/>
-          <w:bCs/>
-          <w:i/>
-          <w:iCs/>
-          <w:color w:val="FF0000"/>
-          <w:sz w:val="24"/>
-        </w:rPr>
-        <w:t>)</w:t>
+        <w:t>Ісаї 5,7-16)</w:t>
       </w:r>
     </w:p>
     <w:p>
@@ -6642,6 +6763,156 @@
       <w:r>
         <w:rPr>
           <w:rFonts w:ascii="Times New Roman" w:hAnsi="Times New Roman"/>
+          <w:i/>
+          <w:color w:val="FF0000"/>
+          <w:sz w:val="24"/>
+        </w:rPr>
+        <w:t>Прокімен</w:t>
+      </w:r>
+      <w:r>
+        <w:rPr>
+          <w:rFonts w:ascii="Times New Roman" w:hAnsi="Times New Roman"/>
+          <w:bCs/>
+          <w:i/>
+          <w:color w:val="FF0000"/>
+          <w:sz w:val="24"/>
+        </w:rPr>
+        <w:t xml:space="preserve"> </w:t>
+      </w:r>
+      <w:r>
+        <w:rPr>
+          <w:rFonts w:ascii="Times New Roman" w:hAnsi="Times New Roman"/>
+          <w:bCs/>
+          <w:i/>
+          <w:iCs/>
+          <w:color w:val="FF0000"/>
+          <w:sz w:val="24"/>
+        </w:rPr>
+        <w:t>(</w:t>
+      </w:r>
+      <w:r>
+        <w:rPr>
+          <w:rFonts w:ascii="Times New Roman" w:hAnsi="Times New Roman"/>
+          <w:i/>
+          <w:color w:val="FF0000"/>
+          <w:sz w:val="24"/>
+        </w:rPr>
+        <w:t>г.</w:t>
+      </w:r>
+      <w:r>
+        <w:rPr>
+          <w:rFonts w:ascii="Times New Roman" w:hAnsi="Times New Roman"/>
+          <w:i/>
+          <w:color w:val="FF0000"/>
+          <w:sz w:val="24"/>
+        </w:rPr>
+        <w:t xml:space="preserve"> </w:t>
+      </w:r>
+      <w:r>
+        <w:rPr>
+          <w:rFonts w:ascii="Times New Roman" w:hAnsi="Times New Roman"/>
+          <w:i/>
+          <w:color w:val="FF0000"/>
+          <w:sz w:val="24"/>
+        </w:rPr>
+        <w:t xml:space="preserve">3): </w:t>
+      </w:r>
+      <w:r>
+        <w:rPr>
+          <w:rFonts w:ascii="Times New Roman" w:hAnsi="Times New Roman"/>
+          <w:bCs/>
+          <w:iCs/>
+          <w:color w:val="000000"/>
+          <w:sz w:val="24"/>
+        </w:rPr>
+        <w:t>Господь – просвічення моє і Спаситель мій,* кого убоюся.</w:t>
+      </w:r>
+      <w:r>
+        <w:rPr>
+          <w:rFonts w:ascii="Times New Roman" w:hAnsi="Times New Roman"/>
+          <w:bCs/>
+          <w:iCs/>
+          <w:color w:val="000000"/>
+          <w:sz w:val="24"/>
+        </w:rPr>
+        <w:t xml:space="preserve"> </w:t>
+      </w:r>
+      <w:r>
+        <w:rPr>
+          <w:rFonts w:ascii="Times New Roman" w:hAnsi="Times New Roman"/>
+          <w:bCs/>
+          <w:i/>
+          <w:iCs/>
+          <w:color w:val="FF0000"/>
+          <w:sz w:val="24"/>
+        </w:rPr>
+        <w:t>(Пс 2</w:t>
+      </w:r>
+      <w:r>
+        <w:rPr>
+          <w:rFonts w:ascii="Times New Roman" w:hAnsi="Times New Roman"/>
+          <w:bCs/>
+          <w:i/>
+          <w:iCs/>
+          <w:color w:val="FF0000"/>
+          <w:sz w:val="24"/>
+        </w:rPr>
+        <w:t>6</w:t>
+      </w:r>
+      <w:r>
+        <w:rPr>
+          <w:rFonts w:ascii="Times New Roman" w:hAnsi="Times New Roman"/>
+          <w:bCs/>
+          <w:i/>
+          <w:iCs/>
+          <w:color w:val="FF0000"/>
+          <w:sz w:val="24"/>
+        </w:rPr>
+        <w:t>,</w:t>
+      </w:r>
+      <w:r>
+        <w:rPr>
+          <w:rFonts w:ascii="Times New Roman" w:hAnsi="Times New Roman"/>
+          <w:bCs/>
+          <w:i/>
+          <w:iCs/>
+          <w:color w:val="FF0000"/>
+          <w:sz w:val="24"/>
+        </w:rPr>
+        <w:t>1</w:t>
+      </w:r>
+      <w:r>
+        <w:rPr>
+          <w:rFonts w:ascii="Times New Roman" w:hAnsi="Times New Roman"/>
+          <w:bCs/>
+          <w:i/>
+          <w:iCs/>
+          <w:color w:val="FF0000"/>
+          <w:sz w:val="24"/>
+        </w:rPr>
+        <w:t>)</w:t>
+      </w:r>
+    </w:p>
+    <w:p>
+      <w:pPr>
+        <w:keepNext/>
+        <w:shd w:val="clear" w:color="auto" w:fill="FFFFFF"/>
+        <w:autoSpaceDE w:val="0"/>
+        <w:autoSpaceDN w:val="0"/>
+        <w:adjustRightInd w:val="0"/>
+        <w:spacing w:before="120"/>
+        <w:jc w:val="both"/>
+        <w:rPr>
+          <w:rFonts w:ascii="Times New Roman" w:hAnsi="Times New Roman"/>
+          <w:bCs/>
+          <w:iCs/>
+          <w:color w:val="000000"/>
+          <w:sz w:val="24"/>
+        </w:rPr>
+      </w:pPr>
+      <w:r>
+        <w:rPr>
+          <w:rFonts w:ascii="Times New Roman" w:hAnsi="Times New Roman"/>
           <w:bCs/>
           <w:i/>
           <w:color w:val="FF0000"/>
@@ -8887,6 +9158,30 @@
           <w:color w:val="FF0000"/>
           <w:sz w:val="24"/>
         </w:rPr>
+        <w:t>Тропар (г. 8)</w:t>
+      </w:r>
+      <w:r>
+        <w:rPr>
+          <w:rFonts w:ascii="Times New Roman" w:hAnsi="Times New Roman"/>
+          <w:sz w:val="24"/>
+        </w:rPr>
+        <w:t>: Ти, Христе Боже, у дев'ятій годині* задля нас тілом смерти зазнав,* тож умертви нашого тіла хотіння і спаси нас.</w:t>
+      </w:r>
+    </w:p>
+    <w:p>
+      <w:pPr>
+        <w:rPr>
+          <w:rFonts w:ascii="Times New Roman" w:hAnsi="Times New Roman"/>
+          <w:sz w:val="24"/>
+        </w:rPr>
+      </w:pPr>
+      <w:r>
+        <w:rPr>
+          <w:rFonts w:ascii="Times New Roman" w:hAnsi="Times New Roman"/>
+          <w:i/>
+          <w:color w:val="FF0000"/>
+          <w:sz w:val="24"/>
+        </w:rPr>
         <w:t xml:space="preserve">Стих: </w:t>
       </w:r>
       <w:r>
@@ -9204,6 +9499,53 @@
           <w:sz w:val="24"/>
         </w:rPr>
         <w:t>Амінь.</w:t>
+      </w:r>
+    </w:p>
+    <w:p>
+      <w:pPr>
+        <w:rPr>
+          <w:rFonts w:ascii="Times New Roman" w:hAnsi="Times New Roman"/>
+          <w:sz w:val="24"/>
+        </w:rPr>
+      </w:pPr>
+      <w:r>
+        <w:rPr>
+          <w:rFonts w:ascii="Times New Roman" w:hAnsi="Times New Roman"/>
+          <w:i/>
+          <w:color w:val="FF0000"/>
+          <w:sz w:val="24"/>
+        </w:rPr>
+        <w:t xml:space="preserve">Тропар </w:t>
+      </w:r>
+      <w:r>
+        <w:rPr>
+          <w:rFonts w:ascii="Times New Roman" w:hAnsi="Times New Roman"/>
+          <w:i/>
+          <w:color w:val="FF0000"/>
+          <w:sz w:val="24"/>
+        </w:rPr>
+        <w:t>(г. 8)</w:t>
+      </w:r>
+      <w:r>
+        <w:rPr>
+          <w:rFonts w:ascii="Times New Roman" w:hAnsi="Times New Roman"/>
+          <w:sz w:val="24"/>
+        </w:rPr>
+        <w:t>: Бачивши Начальника життя розбійник,* що висів на хресті, мовив:</w:t>
+      </w:r>
+      <w:r>
+        <w:rPr>
+          <w:rFonts w:ascii="Times New Roman" w:hAnsi="Times New Roman"/>
+          <w:sz w:val="24"/>
+        </w:rPr>
+        <w:t>*</w:t>
+      </w:r>
+      <w:r>
+        <w:rPr>
+          <w:rFonts w:ascii="Times New Roman" w:hAnsi="Times New Roman"/>
+          <w:sz w:val="24"/>
+        </w:rPr>
+        <w:t xml:space="preserve"> Якби розп'ятий з нами не був Богом у тілі,* сонце не сховало б свого проміння і не тряслася б, тремтячи, земля.* Але ти, Господи, що все терпиш,* пом'яни мене в царстві твоїм.</w:t>
       </w:r>
     </w:p>
     <w:p>
